--- a/apostila/Apostila-2o-periodo-aluno.docx
+++ b/apostila/Apostila-2o-periodo-aluno.docx
@@ -1619,6 +1619,317 @@
         <w:t xml:space="preserve">Apresentado ao instrutor em ____ / ____ / ______        Visto: ______________</w:t>
       </w:r>
     </w:p>
+    <w:tbl>
+      <w:tblPr>
+        <w:tblW w:type="dxa" w:w="9350"/>
+        <w:tblBorders>
+          <w:top w:val="single" w:color="D6DCDA" w:sz="2"/>
+          <w:left w:val="single" w:color="8A5A2B" w:sz="18"/>
+          <w:bottom w:val="single" w:color="D6DCDA" w:sz="2"/>
+          <w:right w:val="single" w:color="D6DCDA" w:sz="2"/>
+          <w:insideH w:val="none" w:color="FFFFFF" w:sz="0"/>
+          <w:insideV w:val="none" w:color="FFFFFF" w:sz="0"/>
+        </w:tblBorders>
+      </w:tblPr>
+      <w:tblGrid>
+        <w:gridCol w:w="9350"/>
+      </w:tblGrid>
+      <w:tr>
+        <w:tc>
+          <w:tcPr>
+            <w:tcW w:type="dxa" w:w="9350"/>
+            <w:shd w:fill="F7F1E8" w:val="clear"/>
+            <w:tcMar>
+              <w:top w:type="dxa" w:w="140"/>
+              <w:left w:type="dxa" w:w="200"/>
+              <w:bottom w:type="dxa" w:w="140"/>
+              <w:right w:type="dxa" w:w="200"/>
+            </w:tcMar>
+          </w:tcPr>
+          <w:p>
+            <w:pPr>
+              <w:spacing w:after="60" w:line="300"/>
+            </w:pPr>
+            <w:r>
+              <w:rPr>
+                <w:rFonts w:ascii="Cambria" w:cs="Cambria" w:eastAsia="Cambria" w:hAnsi="Cambria"/>
+                <w:b/>
+                <w:bCs/>
+                <w:color w:val="16212A"/>
+                <w:sz w:val="22"/>
+                <w:szCs w:val="22"/>
+              </w:rPr>
+              <w:t xml:space="preserve">O hino da aula</w:t>
+            </w:r>
+          </w:p>
+          <w:p>
+            <w:pPr>
+              <w:spacing w:after="140" w:line="300"/>
+            </w:pPr>
+            <w:r>
+              <w:rPr>
+                <w:rFonts w:ascii="Calibri" w:cs="Calibri" w:eastAsia="Calibri" w:hAnsi="Calibri"/>
+                <w:i/>
+                <w:iCs/>
+                <w:color w:val="5C6B75"/>
+                <w:sz w:val="19"/>
+                <w:szCs w:val="19"/>
+              </w:rPr>
+              <w:t xml:space="preserve">Hinos 41, 61 e 248 — hinos marcados em 3 — o compasso ternário da aula.</w:t>
+            </w:r>
+          </w:p>
+          <w:p>
+            <w:pPr>
+              <w:spacing w:after="40" w:line="300"/>
+            </w:pPr>
+            <w:r>
+              <w:rPr>
+                <w:rFonts w:ascii="Calibri" w:cs="Calibri" w:eastAsia="Calibri" w:hAnsi="Calibri"/>
+                <w:b/>
+                <w:bCs/>
+                <w:color w:val="16212A"/>
+                <w:sz w:val="19"/>
+                <w:szCs w:val="19"/>
+              </w:rPr>
+              <w:t xml:space="preserve">Hino 41 — Lá maior · em 3 · ♩ = 120-144</w:t>
+            </w:r>
+          </w:p>
+          <w:p>
+            <w:pPr>
+              <w:spacing w:after="30" w:line="280"/>
+              <w:ind w:left="200"/>
+            </w:pPr>
+            <w:r>
+              <w:rPr>
+                <w:rFonts w:ascii="Calibri" w:cs="Calibri" w:eastAsia="Calibri" w:hAnsi="Calibri"/>
+                <w:color w:val="16212A"/>
+                <w:sz w:val="19"/>
+                <w:szCs w:val="19"/>
+              </w:rPr>
+              <w:t xml:space="preserve">· Marque os três movimentos de solfejo enquanto lê o primeiro sistema do hino 41.</w:t>
+            </w:r>
+          </w:p>
+          <w:p>
+            <w:pPr>
+              <w:pBdr>
+                <w:bottom w:val="dotted" w:color="AFBAC0" w:sz="6" w:space="2"/>
+              </w:pBdr>
+              <w:spacing w:after="0" w:before="200"/>
+              <w:ind w:left="340"/>
+            </w:pPr>
+            <w:r>
+              <w:rPr>
+                <w:sz w:val="20"/>
+                <w:szCs w:val="20"/>
+              </w:rPr>
+              <w:t xml:space="preserve"/>
+            </w:r>
+          </w:p>
+          <w:p>
+            <w:pPr>
+              <w:spacing w:after="30" w:line="280"/>
+              <w:ind w:left="200"/>
+            </w:pPr>
+            <w:r>
+              <w:rPr>
+                <w:rFonts w:ascii="Calibri" w:cs="Calibri" w:eastAsia="Calibri" w:hAnsi="Calibri"/>
+                <w:color w:val="16212A"/>
+                <w:sz w:val="19"/>
+                <w:szCs w:val="19"/>
+              </w:rPr>
+              <w:t xml:space="preserve">· No hino 41, qual a unidade de compasso?</w:t>
+            </w:r>
+          </w:p>
+          <w:p>
+            <w:pPr>
+              <w:pBdr>
+                <w:bottom w:val="dotted" w:color="AFBAC0" w:sz="6" w:space="2"/>
+              </w:pBdr>
+              <w:spacing w:after="0" w:before="200"/>
+              <w:ind w:left="340"/>
+            </w:pPr>
+            <w:r>
+              <w:rPr>
+                <w:sz w:val="20"/>
+                <w:szCs w:val="20"/>
+              </w:rPr>
+              <w:t xml:space="preserve"/>
+            </w:r>
+          </w:p>
+          <w:p>
+            <w:pPr>
+              <w:spacing w:after="90"/>
+            </w:pPr>
+          </w:p>
+          <w:p>
+            <w:pPr>
+              <w:spacing w:after="40" w:line="300"/>
+            </w:pPr>
+            <w:r>
+              <w:rPr>
+                <w:rFonts w:ascii="Calibri" w:cs="Calibri" w:eastAsia="Calibri" w:hAnsi="Calibri"/>
+                <w:b/>
+                <w:bCs/>
+                <w:color w:val="16212A"/>
+                <w:sz w:val="19"/>
+                <w:szCs w:val="19"/>
+              </w:rPr>
+              <w:t xml:space="preserve">Hino 61 — Mi♭ maior · em 3</w:t>
+            </w:r>
+          </w:p>
+          <w:p>
+            <w:pPr>
+              <w:spacing w:after="30" w:line="280"/>
+              <w:ind w:left="200"/>
+            </w:pPr>
+            <w:r>
+              <w:rPr>
+                <w:rFonts w:ascii="Calibri" w:cs="Calibri" w:eastAsia="Calibri" w:hAnsi="Calibri"/>
+                <w:color w:val="16212A"/>
+                <w:sz w:val="19"/>
+                <w:szCs w:val="19"/>
+              </w:rPr>
+              <w:t xml:space="preserve">· Marque os três movimentos de solfejo enquanto lê o primeiro sistema do hino 61.</w:t>
+            </w:r>
+          </w:p>
+          <w:p>
+            <w:pPr>
+              <w:pBdr>
+                <w:bottom w:val="dotted" w:color="AFBAC0" w:sz="6" w:space="2"/>
+              </w:pBdr>
+              <w:spacing w:after="0" w:before="200"/>
+              <w:ind w:left="340"/>
+            </w:pPr>
+            <w:r>
+              <w:rPr>
+                <w:sz w:val="20"/>
+                <w:szCs w:val="20"/>
+              </w:rPr>
+              <w:t xml:space="preserve"/>
+            </w:r>
+          </w:p>
+          <w:p>
+            <w:pPr>
+              <w:spacing w:after="30" w:line="280"/>
+              <w:ind w:left="200"/>
+            </w:pPr>
+            <w:r>
+              <w:rPr>
+                <w:rFonts w:ascii="Calibri" w:cs="Calibri" w:eastAsia="Calibri" w:hAnsi="Calibri"/>
+                <w:color w:val="16212A"/>
+                <w:sz w:val="19"/>
+                <w:szCs w:val="19"/>
+              </w:rPr>
+              <w:t xml:space="preserve">· No hino 61, qual a unidade de compasso?</w:t>
+            </w:r>
+          </w:p>
+          <w:p>
+            <w:pPr>
+              <w:pBdr>
+                <w:bottom w:val="dotted" w:color="AFBAC0" w:sz="6" w:space="2"/>
+              </w:pBdr>
+              <w:spacing w:after="0" w:before="200"/>
+              <w:ind w:left="340"/>
+            </w:pPr>
+            <w:r>
+              <w:rPr>
+                <w:sz w:val="20"/>
+                <w:szCs w:val="20"/>
+              </w:rPr>
+              <w:t xml:space="preserve"/>
+            </w:r>
+          </w:p>
+          <w:p>
+            <w:pPr>
+              <w:spacing w:after="90"/>
+            </w:pPr>
+          </w:p>
+          <w:p>
+            <w:pPr>
+              <w:spacing w:after="40" w:line="300"/>
+            </w:pPr>
+            <w:r>
+              <w:rPr>
+                <w:rFonts w:ascii="Calibri" w:cs="Calibri" w:eastAsia="Calibri" w:hAnsi="Calibri"/>
+                <w:b/>
+                <w:bCs/>
+                <w:color w:val="16212A"/>
+                <w:sz w:val="19"/>
+                <w:szCs w:val="19"/>
+              </w:rPr>
+              <w:t xml:space="preserve">Hino 248 — Ré maior · em 3</w:t>
+            </w:r>
+          </w:p>
+          <w:p>
+            <w:pPr>
+              <w:spacing w:after="30" w:line="280"/>
+              <w:ind w:left="200"/>
+            </w:pPr>
+            <w:r>
+              <w:rPr>
+                <w:rFonts w:ascii="Calibri" w:cs="Calibri" w:eastAsia="Calibri" w:hAnsi="Calibri"/>
+                <w:color w:val="16212A"/>
+                <w:sz w:val="19"/>
+                <w:szCs w:val="19"/>
+              </w:rPr>
+              <w:t xml:space="preserve">· Marque os três movimentos de solfejo enquanto lê o primeiro sistema do hino 248.</w:t>
+            </w:r>
+          </w:p>
+          <w:p>
+            <w:pPr>
+              <w:pBdr>
+                <w:bottom w:val="dotted" w:color="AFBAC0" w:sz="6" w:space="2"/>
+              </w:pBdr>
+              <w:spacing w:after="0" w:before="200"/>
+              <w:ind w:left="340"/>
+            </w:pPr>
+            <w:r>
+              <w:rPr>
+                <w:sz w:val="20"/>
+                <w:szCs w:val="20"/>
+              </w:rPr>
+              <w:t xml:space="preserve"/>
+            </w:r>
+          </w:p>
+          <w:p>
+            <w:pPr>
+              <w:spacing w:after="30" w:line="280"/>
+              <w:ind w:left="200"/>
+            </w:pPr>
+            <w:r>
+              <w:rPr>
+                <w:rFonts w:ascii="Calibri" w:cs="Calibri" w:eastAsia="Calibri" w:hAnsi="Calibri"/>
+                <w:color w:val="16212A"/>
+                <w:sz w:val="19"/>
+                <w:szCs w:val="19"/>
+              </w:rPr>
+              <w:t xml:space="preserve">· No hino 248, qual a unidade de compasso?</w:t>
+            </w:r>
+          </w:p>
+          <w:p>
+            <w:pPr>
+              <w:pBdr>
+                <w:bottom w:val="dotted" w:color="AFBAC0" w:sz="6" w:space="2"/>
+              </w:pBdr>
+              <w:spacing w:after="0" w:before="200"/>
+              <w:ind w:left="340"/>
+            </w:pPr>
+            <w:r>
+              <w:rPr>
+                <w:sz w:val="20"/>
+                <w:szCs w:val="20"/>
+              </w:rPr>
+              <w:t xml:space="preserve"/>
+            </w:r>
+          </w:p>
+          <w:p>
+            <w:pPr>
+              <w:spacing w:after="90"/>
+            </w:pPr>
+          </w:p>
+        </w:tc>
+      </w:tr>
+    </w:tbl>
     <w:p>
       <w:r>
         <w:br w:type="page"/>
@@ -3129,6 +3440,317 @@
         <w:t xml:space="preserve">Apresentado ao instrutor em ____ / ____ / ______        Visto: ______________</w:t>
       </w:r>
     </w:p>
+    <w:tbl>
+      <w:tblPr>
+        <w:tblW w:type="dxa" w:w="9350"/>
+        <w:tblBorders>
+          <w:top w:val="single" w:color="D6DCDA" w:sz="2"/>
+          <w:left w:val="single" w:color="8A5A2B" w:sz="18"/>
+          <w:bottom w:val="single" w:color="D6DCDA" w:sz="2"/>
+          <w:right w:val="single" w:color="D6DCDA" w:sz="2"/>
+          <w:insideH w:val="none" w:color="FFFFFF" w:sz="0"/>
+          <w:insideV w:val="none" w:color="FFFFFF" w:sz="0"/>
+        </w:tblBorders>
+      </w:tblPr>
+      <w:tblGrid>
+        <w:gridCol w:w="9350"/>
+      </w:tblGrid>
+      <w:tr>
+        <w:tc>
+          <w:tcPr>
+            <w:tcW w:type="dxa" w:w="9350"/>
+            <w:shd w:fill="F7F1E8" w:val="clear"/>
+            <w:tcMar>
+              <w:top w:type="dxa" w:w="140"/>
+              <w:left w:type="dxa" w:w="200"/>
+              <w:bottom w:type="dxa" w:w="140"/>
+              <w:right w:type="dxa" w:w="200"/>
+            </w:tcMar>
+          </w:tcPr>
+          <w:p>
+            <w:pPr>
+              <w:spacing w:after="60" w:line="300"/>
+            </w:pPr>
+            <w:r>
+              <w:rPr>
+                <w:rFonts w:ascii="Cambria" w:cs="Cambria" w:eastAsia="Cambria" w:hAnsi="Cambria"/>
+                <w:b/>
+                <w:bCs/>
+                <w:color w:val="16212A"/>
+                <w:sz w:val="22"/>
+                <w:szCs w:val="22"/>
+              </w:rPr>
+              <w:t xml:space="preserve">O hino da aula</w:t>
+            </w:r>
+          </w:p>
+          <w:p>
+            <w:pPr>
+              <w:spacing w:after="140" w:line="300"/>
+            </w:pPr>
+            <w:r>
+              <w:rPr>
+                <w:rFonts w:ascii="Calibri" w:cs="Calibri" w:eastAsia="Calibri" w:hAnsi="Calibri"/>
+                <w:i/>
+                <w:iCs/>
+                <w:color w:val="5C6B75"/>
+                <w:sz w:val="19"/>
+                <w:szCs w:val="19"/>
+              </w:rPr>
+              <w:t xml:space="preserve">Hinos 4, 77 e 219 — hinos marcados em 2, o compasso binário.</w:t>
+            </w:r>
+          </w:p>
+          <w:p>
+            <w:pPr>
+              <w:spacing w:after="40" w:line="300"/>
+            </w:pPr>
+            <w:r>
+              <w:rPr>
+                <w:rFonts w:ascii="Calibri" w:cs="Calibri" w:eastAsia="Calibri" w:hAnsi="Calibri"/>
+                <w:b/>
+                <w:bCs/>
+                <w:color w:val="16212A"/>
+                <w:sz w:val="19"/>
+                <w:szCs w:val="19"/>
+              </w:rPr>
+              <w:t xml:space="preserve">Hino 4 — Lá♭ maior · em 2 · ♩ = 112-138</w:t>
+            </w:r>
+          </w:p>
+          <w:p>
+            <w:pPr>
+              <w:spacing w:after="30" w:line="280"/>
+              <w:ind w:left="200"/>
+            </w:pPr>
+            <w:r>
+              <w:rPr>
+                <w:rFonts w:ascii="Calibri" w:cs="Calibri" w:eastAsia="Calibri" w:hAnsi="Calibri"/>
+                <w:color w:val="16212A"/>
+                <w:sz w:val="19"/>
+                <w:szCs w:val="19"/>
+              </w:rPr>
+              <w:t xml:space="preserve">· Leia o ritmo do primeiro sistema do hino 4 marcando os dois movimentos.</w:t>
+            </w:r>
+          </w:p>
+          <w:p>
+            <w:pPr>
+              <w:pBdr>
+                <w:bottom w:val="dotted" w:color="AFBAC0" w:sz="6" w:space="2"/>
+              </w:pBdr>
+              <w:spacing w:after="0" w:before="200"/>
+              <w:ind w:left="340"/>
+            </w:pPr>
+            <w:r>
+              <w:rPr>
+                <w:sz w:val="20"/>
+                <w:szCs w:val="20"/>
+              </w:rPr>
+              <w:t xml:space="preserve"/>
+            </w:r>
+          </w:p>
+          <w:p>
+            <w:pPr>
+              <w:spacing w:after="30" w:line="280"/>
+              <w:ind w:left="200"/>
+            </w:pPr>
+            <w:r>
+              <w:rPr>
+                <w:rFonts w:ascii="Calibri" w:cs="Calibri" w:eastAsia="Calibri" w:hAnsi="Calibri"/>
+                <w:color w:val="16212A"/>
+                <w:sz w:val="19"/>
+                <w:szCs w:val="19"/>
+              </w:rPr>
+              <w:t xml:space="preserve">· Compare a acentuação do hino 4 com a de um hino em 3: o que muda na sensação?</w:t>
+            </w:r>
+          </w:p>
+          <w:p>
+            <w:pPr>
+              <w:pBdr>
+                <w:bottom w:val="dotted" w:color="AFBAC0" w:sz="6" w:space="2"/>
+              </w:pBdr>
+              <w:spacing w:after="0" w:before="200"/>
+              <w:ind w:left="340"/>
+            </w:pPr>
+            <w:r>
+              <w:rPr>
+                <w:sz w:val="20"/>
+                <w:szCs w:val="20"/>
+              </w:rPr>
+              <w:t xml:space="preserve"/>
+            </w:r>
+          </w:p>
+          <w:p>
+            <w:pPr>
+              <w:spacing w:after="90"/>
+            </w:pPr>
+          </w:p>
+          <w:p>
+            <w:pPr>
+              <w:spacing w:after="40" w:line="300"/>
+            </w:pPr>
+            <w:r>
+              <w:rPr>
+                <w:rFonts w:ascii="Calibri" w:cs="Calibri" w:eastAsia="Calibri" w:hAnsi="Calibri"/>
+                <w:b/>
+                <w:bCs/>
+                <w:color w:val="16212A"/>
+                <w:sz w:val="19"/>
+                <w:szCs w:val="19"/>
+              </w:rPr>
+              <w:t xml:space="preserve">Hino 77 — Si♭ maior · em 2 · ♩ = 112-138</w:t>
+            </w:r>
+          </w:p>
+          <w:p>
+            <w:pPr>
+              <w:spacing w:after="30" w:line="280"/>
+              <w:ind w:left="200"/>
+            </w:pPr>
+            <w:r>
+              <w:rPr>
+                <w:rFonts w:ascii="Calibri" w:cs="Calibri" w:eastAsia="Calibri" w:hAnsi="Calibri"/>
+                <w:color w:val="16212A"/>
+                <w:sz w:val="19"/>
+                <w:szCs w:val="19"/>
+              </w:rPr>
+              <w:t xml:space="preserve">· Leia o ritmo do primeiro sistema do hino 77 marcando os dois movimentos.</w:t>
+            </w:r>
+          </w:p>
+          <w:p>
+            <w:pPr>
+              <w:pBdr>
+                <w:bottom w:val="dotted" w:color="AFBAC0" w:sz="6" w:space="2"/>
+              </w:pBdr>
+              <w:spacing w:after="0" w:before="200"/>
+              <w:ind w:left="340"/>
+            </w:pPr>
+            <w:r>
+              <w:rPr>
+                <w:sz w:val="20"/>
+                <w:szCs w:val="20"/>
+              </w:rPr>
+              <w:t xml:space="preserve"/>
+            </w:r>
+          </w:p>
+          <w:p>
+            <w:pPr>
+              <w:spacing w:after="30" w:line="280"/>
+              <w:ind w:left="200"/>
+            </w:pPr>
+            <w:r>
+              <w:rPr>
+                <w:rFonts w:ascii="Calibri" w:cs="Calibri" w:eastAsia="Calibri" w:hAnsi="Calibri"/>
+                <w:color w:val="16212A"/>
+                <w:sz w:val="19"/>
+                <w:szCs w:val="19"/>
+              </w:rPr>
+              <w:t xml:space="preserve">· Compare a acentuação do hino 77 com a de um hino em 3: o que muda na sensação?</w:t>
+            </w:r>
+          </w:p>
+          <w:p>
+            <w:pPr>
+              <w:pBdr>
+                <w:bottom w:val="dotted" w:color="AFBAC0" w:sz="6" w:space="2"/>
+              </w:pBdr>
+              <w:spacing w:after="0" w:before="200"/>
+              <w:ind w:left="340"/>
+            </w:pPr>
+            <w:r>
+              <w:rPr>
+                <w:sz w:val="20"/>
+                <w:szCs w:val="20"/>
+              </w:rPr>
+              <w:t xml:space="preserve"/>
+            </w:r>
+          </w:p>
+          <w:p>
+            <w:pPr>
+              <w:spacing w:after="90"/>
+            </w:pPr>
+          </w:p>
+          <w:p>
+            <w:pPr>
+              <w:spacing w:after="40" w:line="300"/>
+            </w:pPr>
+            <w:r>
+              <w:rPr>
+                <w:rFonts w:ascii="Calibri" w:cs="Calibri" w:eastAsia="Calibri" w:hAnsi="Calibri"/>
+                <w:b/>
+                <w:bCs/>
+                <w:color w:val="16212A"/>
+                <w:sz w:val="19"/>
+                <w:szCs w:val="19"/>
+              </w:rPr>
+              <w:t xml:space="preserve">Hino 219 — Si♭ maior · em 2</w:t>
+            </w:r>
+          </w:p>
+          <w:p>
+            <w:pPr>
+              <w:spacing w:after="30" w:line="280"/>
+              <w:ind w:left="200"/>
+            </w:pPr>
+            <w:r>
+              <w:rPr>
+                <w:rFonts w:ascii="Calibri" w:cs="Calibri" w:eastAsia="Calibri" w:hAnsi="Calibri"/>
+                <w:color w:val="16212A"/>
+                <w:sz w:val="19"/>
+                <w:szCs w:val="19"/>
+              </w:rPr>
+              <w:t xml:space="preserve">· Leia o ritmo do primeiro sistema do hino 219 marcando os dois movimentos.</w:t>
+            </w:r>
+          </w:p>
+          <w:p>
+            <w:pPr>
+              <w:pBdr>
+                <w:bottom w:val="dotted" w:color="AFBAC0" w:sz="6" w:space="2"/>
+              </w:pBdr>
+              <w:spacing w:after="0" w:before="200"/>
+              <w:ind w:left="340"/>
+            </w:pPr>
+            <w:r>
+              <w:rPr>
+                <w:sz w:val="20"/>
+                <w:szCs w:val="20"/>
+              </w:rPr>
+              <w:t xml:space="preserve"/>
+            </w:r>
+          </w:p>
+          <w:p>
+            <w:pPr>
+              <w:spacing w:after="30" w:line="280"/>
+              <w:ind w:left="200"/>
+            </w:pPr>
+            <w:r>
+              <w:rPr>
+                <w:rFonts w:ascii="Calibri" w:cs="Calibri" w:eastAsia="Calibri" w:hAnsi="Calibri"/>
+                <w:color w:val="16212A"/>
+                <w:sz w:val="19"/>
+                <w:szCs w:val="19"/>
+              </w:rPr>
+              <w:t xml:space="preserve">· Compare a acentuação do hino 219 com a de um hino em 3: o que muda na sensação?</w:t>
+            </w:r>
+          </w:p>
+          <w:p>
+            <w:pPr>
+              <w:pBdr>
+                <w:bottom w:val="dotted" w:color="AFBAC0" w:sz="6" w:space="2"/>
+              </w:pBdr>
+              <w:spacing w:after="0" w:before="200"/>
+              <w:ind w:left="340"/>
+            </w:pPr>
+            <w:r>
+              <w:rPr>
+                <w:sz w:val="20"/>
+                <w:szCs w:val="20"/>
+              </w:rPr>
+              <w:t xml:space="preserve"/>
+            </w:r>
+          </w:p>
+          <w:p>
+            <w:pPr>
+              <w:spacing w:after="90"/>
+            </w:pPr>
+          </w:p>
+        </w:tc>
+      </w:tr>
+    </w:tbl>
     <w:p>
       <w:r>
         <w:br w:type="page"/>
@@ -5844,6 +6466,317 @@
         <w:t xml:space="preserve">Apresentado ao instrutor em ____ / ____ / ______        Visto: ______________</w:t>
       </w:r>
     </w:p>
+    <w:tbl>
+      <w:tblPr>
+        <w:tblW w:type="dxa" w:w="9350"/>
+        <w:tblBorders>
+          <w:top w:val="single" w:color="D6DCDA" w:sz="2"/>
+          <w:left w:val="single" w:color="8A5A2B" w:sz="18"/>
+          <w:bottom w:val="single" w:color="D6DCDA" w:sz="2"/>
+          <w:right w:val="single" w:color="D6DCDA" w:sz="2"/>
+          <w:insideH w:val="none" w:color="FFFFFF" w:sz="0"/>
+          <w:insideV w:val="none" w:color="FFFFFF" w:sz="0"/>
+        </w:tblBorders>
+      </w:tblPr>
+      <w:tblGrid>
+        <w:gridCol w:w="9350"/>
+      </w:tblGrid>
+      <w:tr>
+        <w:tc>
+          <w:tcPr>
+            <w:tcW w:type="dxa" w:w="9350"/>
+            <w:shd w:fill="F7F1E8" w:val="clear"/>
+            <w:tcMar>
+              <w:top w:type="dxa" w:w="140"/>
+              <w:left w:type="dxa" w:w="200"/>
+              <w:bottom w:type="dxa" w:w="140"/>
+              <w:right w:type="dxa" w:w="200"/>
+            </w:tcMar>
+          </w:tcPr>
+          <w:p>
+            <w:pPr>
+              <w:spacing w:after="60" w:line="300"/>
+            </w:pPr>
+            <w:r>
+              <w:rPr>
+                <w:rFonts w:ascii="Cambria" w:cs="Cambria" w:eastAsia="Cambria" w:hAnsi="Cambria"/>
+                <w:b/>
+                <w:bCs/>
+                <w:color w:val="16212A"/>
+                <w:sz w:val="22"/>
+                <w:szCs w:val="22"/>
+              </w:rPr>
+              <w:t xml:space="preserve">O hino da aula</w:t>
+            </w:r>
+          </w:p>
+          <w:p>
+            <w:pPr>
+              <w:spacing w:after="140" w:line="300"/>
+            </w:pPr>
+            <w:r>
+              <w:rPr>
+                <w:rFonts w:ascii="Calibri" w:cs="Calibri" w:eastAsia="Calibri" w:hAnsi="Calibri"/>
+                <w:i/>
+                <w:iCs/>
+                <w:color w:val="5C6B75"/>
+                <w:sz w:val="19"/>
+                <w:szCs w:val="19"/>
+              </w:rPr>
+              <w:t xml:space="preserve">Hinos 7, 86 e 294 — hinos marcados em 6 — compasso composto, três pulsos em cada tempo.</w:t>
+            </w:r>
+          </w:p>
+          <w:p>
+            <w:pPr>
+              <w:spacing w:after="40" w:line="300"/>
+            </w:pPr>
+            <w:r>
+              <w:rPr>
+                <w:rFonts w:ascii="Calibri" w:cs="Calibri" w:eastAsia="Calibri" w:hAnsi="Calibri"/>
+                <w:b/>
+                <w:bCs/>
+                <w:color w:val="16212A"/>
+                <w:sz w:val="19"/>
+                <w:szCs w:val="19"/>
+              </w:rPr>
+              <w:t xml:space="preserve">Hino 7 — Mi♭ maior · em 6 · ♩ = 80-100</w:t>
+            </w:r>
+          </w:p>
+          <w:p>
+            <w:pPr>
+              <w:spacing w:after="30" w:line="280"/>
+              <w:ind w:left="200"/>
+            </w:pPr>
+            <w:r>
+              <w:rPr>
+                <w:rFonts w:ascii="Calibri" w:cs="Calibri" w:eastAsia="Calibri" w:hAnsi="Calibri"/>
+                <w:color w:val="16212A"/>
+                <w:sz w:val="19"/>
+                <w:szCs w:val="19"/>
+              </w:rPr>
+              <w:t xml:space="preserve">· No hino 7, quantos tempos há no compasso e em quantos pulsos cada um se divide?</w:t>
+            </w:r>
+          </w:p>
+          <w:p>
+            <w:pPr>
+              <w:pBdr>
+                <w:bottom w:val="dotted" w:color="AFBAC0" w:sz="6" w:space="2"/>
+              </w:pBdr>
+              <w:spacing w:after="0" w:before="200"/>
+              <w:ind w:left="340"/>
+            </w:pPr>
+            <w:r>
+              <w:rPr>
+                <w:sz w:val="20"/>
+                <w:szCs w:val="20"/>
+              </w:rPr>
+              <w:t xml:space="preserve"/>
+            </w:r>
+          </w:p>
+          <w:p>
+            <w:pPr>
+              <w:spacing w:after="30" w:line="280"/>
+              <w:ind w:left="200"/>
+            </w:pPr>
+            <w:r>
+              <w:rPr>
+                <w:rFonts w:ascii="Calibri" w:cs="Calibri" w:eastAsia="Calibri" w:hAnsi="Calibri"/>
+                <w:color w:val="16212A"/>
+                <w:sz w:val="19"/>
+                <w:szCs w:val="19"/>
+              </w:rPr>
+              <w:t xml:space="preserve">· Marque os seis pontos do hino 7: onde cai o movimento mais amplo?</w:t>
+            </w:r>
+          </w:p>
+          <w:p>
+            <w:pPr>
+              <w:pBdr>
+                <w:bottom w:val="dotted" w:color="AFBAC0" w:sz="6" w:space="2"/>
+              </w:pBdr>
+              <w:spacing w:after="0" w:before="200"/>
+              <w:ind w:left="340"/>
+            </w:pPr>
+            <w:r>
+              <w:rPr>
+                <w:sz w:val="20"/>
+                <w:szCs w:val="20"/>
+              </w:rPr>
+              <w:t xml:space="preserve"/>
+            </w:r>
+          </w:p>
+          <w:p>
+            <w:pPr>
+              <w:spacing w:after="90"/>
+            </w:pPr>
+          </w:p>
+          <w:p>
+            <w:pPr>
+              <w:spacing w:after="40" w:line="300"/>
+            </w:pPr>
+            <w:r>
+              <w:rPr>
+                <w:rFonts w:ascii="Calibri" w:cs="Calibri" w:eastAsia="Calibri" w:hAnsi="Calibri"/>
+                <w:b/>
+                <w:bCs/>
+                <w:color w:val="16212A"/>
+                <w:sz w:val="19"/>
+                <w:szCs w:val="19"/>
+              </w:rPr>
+              <w:t xml:space="preserve">Hino 86 — Mi♭ maior · em 6 · ♩ = 80-108</w:t>
+            </w:r>
+          </w:p>
+          <w:p>
+            <w:pPr>
+              <w:spacing w:after="30" w:line="280"/>
+              <w:ind w:left="200"/>
+            </w:pPr>
+            <w:r>
+              <w:rPr>
+                <w:rFonts w:ascii="Calibri" w:cs="Calibri" w:eastAsia="Calibri" w:hAnsi="Calibri"/>
+                <w:color w:val="16212A"/>
+                <w:sz w:val="19"/>
+                <w:szCs w:val="19"/>
+              </w:rPr>
+              <w:t xml:space="preserve">· No hino 86, quantos tempos há no compasso e em quantos pulsos cada um se divide?</w:t>
+            </w:r>
+          </w:p>
+          <w:p>
+            <w:pPr>
+              <w:pBdr>
+                <w:bottom w:val="dotted" w:color="AFBAC0" w:sz="6" w:space="2"/>
+              </w:pBdr>
+              <w:spacing w:after="0" w:before="200"/>
+              <w:ind w:left="340"/>
+            </w:pPr>
+            <w:r>
+              <w:rPr>
+                <w:sz w:val="20"/>
+                <w:szCs w:val="20"/>
+              </w:rPr>
+              <w:t xml:space="preserve"/>
+            </w:r>
+          </w:p>
+          <w:p>
+            <w:pPr>
+              <w:spacing w:after="30" w:line="280"/>
+              <w:ind w:left="200"/>
+            </w:pPr>
+            <w:r>
+              <w:rPr>
+                <w:rFonts w:ascii="Calibri" w:cs="Calibri" w:eastAsia="Calibri" w:hAnsi="Calibri"/>
+                <w:color w:val="16212A"/>
+                <w:sz w:val="19"/>
+                <w:szCs w:val="19"/>
+              </w:rPr>
+              <w:t xml:space="preserve">· Marque os seis pontos do hino 86: onde cai o movimento mais amplo?</w:t>
+            </w:r>
+          </w:p>
+          <w:p>
+            <w:pPr>
+              <w:pBdr>
+                <w:bottom w:val="dotted" w:color="AFBAC0" w:sz="6" w:space="2"/>
+              </w:pBdr>
+              <w:spacing w:after="0" w:before="200"/>
+              <w:ind w:left="340"/>
+            </w:pPr>
+            <w:r>
+              <w:rPr>
+                <w:sz w:val="20"/>
+                <w:szCs w:val="20"/>
+              </w:rPr>
+              <w:t xml:space="preserve"/>
+            </w:r>
+          </w:p>
+          <w:p>
+            <w:pPr>
+              <w:spacing w:after="90"/>
+            </w:pPr>
+          </w:p>
+          <w:p>
+            <w:pPr>
+              <w:spacing w:after="40" w:line="300"/>
+            </w:pPr>
+            <w:r>
+              <w:rPr>
+                <w:rFonts w:ascii="Calibri" w:cs="Calibri" w:eastAsia="Calibri" w:hAnsi="Calibri"/>
+                <w:b/>
+                <w:bCs/>
+                <w:color w:val="16212A"/>
+                <w:sz w:val="19"/>
+                <w:szCs w:val="19"/>
+              </w:rPr>
+              <w:t xml:space="preserve">Hino 294 — Mi♭ maior · em 6</w:t>
+            </w:r>
+          </w:p>
+          <w:p>
+            <w:pPr>
+              <w:spacing w:after="30" w:line="280"/>
+              <w:ind w:left="200"/>
+            </w:pPr>
+            <w:r>
+              <w:rPr>
+                <w:rFonts w:ascii="Calibri" w:cs="Calibri" w:eastAsia="Calibri" w:hAnsi="Calibri"/>
+                <w:color w:val="16212A"/>
+                <w:sz w:val="19"/>
+                <w:szCs w:val="19"/>
+              </w:rPr>
+              <w:t xml:space="preserve">· No hino 294, quantos tempos há no compasso e em quantos pulsos cada um se divide?</w:t>
+            </w:r>
+          </w:p>
+          <w:p>
+            <w:pPr>
+              <w:pBdr>
+                <w:bottom w:val="dotted" w:color="AFBAC0" w:sz="6" w:space="2"/>
+              </w:pBdr>
+              <w:spacing w:after="0" w:before="200"/>
+              <w:ind w:left="340"/>
+            </w:pPr>
+            <w:r>
+              <w:rPr>
+                <w:sz w:val="20"/>
+                <w:szCs w:val="20"/>
+              </w:rPr>
+              <w:t xml:space="preserve"/>
+            </w:r>
+          </w:p>
+          <w:p>
+            <w:pPr>
+              <w:spacing w:after="30" w:line="280"/>
+              <w:ind w:left="200"/>
+            </w:pPr>
+            <w:r>
+              <w:rPr>
+                <w:rFonts w:ascii="Calibri" w:cs="Calibri" w:eastAsia="Calibri" w:hAnsi="Calibri"/>
+                <w:color w:val="16212A"/>
+                <w:sz w:val="19"/>
+                <w:szCs w:val="19"/>
+              </w:rPr>
+              <w:t xml:space="preserve">· Marque os seis pontos do hino 294: onde cai o movimento mais amplo?</w:t>
+            </w:r>
+          </w:p>
+          <w:p>
+            <w:pPr>
+              <w:pBdr>
+                <w:bottom w:val="dotted" w:color="AFBAC0" w:sz="6" w:space="2"/>
+              </w:pBdr>
+              <w:spacing w:after="0" w:before="200"/>
+              <w:ind w:left="340"/>
+            </w:pPr>
+            <w:r>
+              <w:rPr>
+                <w:sz w:val="20"/>
+                <w:szCs w:val="20"/>
+              </w:rPr>
+              <w:t xml:space="preserve"/>
+            </w:r>
+          </w:p>
+          <w:p>
+            <w:pPr>
+              <w:spacing w:after="90"/>
+            </w:pPr>
+          </w:p>
+        </w:tc>
+      </w:tr>
+    </w:tbl>
     <w:p>
       <w:r>
         <w:br w:type="page"/>
